--- a/templates/AFFIDAVIT(Regd. Pharmacist).docx
+++ b/templates/AFFIDAVIT(Regd. Pharmacist).docx
@@ -95,7 +95,7 @@
           <w:rFonts w:ascii="Calibri" w:hAnsi="Calibri"/>
           <w:sz w:val="22"/>
         </w:rPr>
-        <w:t>8. That previously I was worked as regd. pharmacist with the firm M/s {{r rp_prev_firm_name }} situated at {{r rp_prev_firm_address }}, and resign from the firm on dated {{r rp_resign_date }}. After resign from this firm, I have not worked as Regd. Pharmacist at anywhere anyfirm.</w:t>
+        <w:t>{% if rp_prev_firm_name or rp_prev_firm_address or rp_resign_date %}8. That previously I was worked as regd. pharmacist with the firm M/s {{r rp_prev_firm_name }} situated at {{r rp_prev_firm_address }}, and resign from the firm on dated {{r rp_resign_date }}. After resign from this firm, I have not worked as Regd. Pharmacist at anywhere anyfirm.{% else %}8. That I have not worked as Regd. pharmacist at any firm since my registration as Regd. pharmacist. Before Joining from this firm, I have not worked as Regd. Pharmacist at anywhere anyfirm{% endif %}</w:t>
       </w:r>
     </w:p>
     <w:p>
